--- a/Geschichte_11/Doppelstunde_Test_Quellenanalyse/Quelle_und_Schreibplan.docx
+++ b/Geschichte_11/Doppelstunde_Test_Quellenanalyse/Quelle_und_Schreibplan.docx
@@ -809,7 +809,7 @@
           <w:sz w:val="16"/>
           <w:szCs w:val="16"/>
         </w:rPr>
-        <w:t xml:space="preserve">SCHREIBPLAN · QUELLENANALYSE</w:t>
+        <w:t xml:space="preserve">SCHREIBPLAN · INTERPRETATION EINER TEXTQUELLE</w:t>
       </w:r>
     </w:p>
     <w:p>
@@ -825,7 +825,7 @@
           <w:sz w:val="32"/>
           <w:szCs w:val="32"/>
         </w:rPr>
-        <w:t xml:space="preserve">Schritt für Schritt zur Analyse</w:t>
+        <w:t xml:space="preserve">Schritt für Schritt</w:t>
       </w:r>
     </w:p>
     <w:p>
@@ -853,7 +853,7 @@
           <w:sz w:val="24"/>
           <w:szCs w:val="24"/>
         </w:rPr>
-        <w:t xml:space="preserve">Einleitung</w:t>
+        <w:t xml:space="preserve">Themenfrage</w:t>
       </w:r>
       <w:r>
         <w:rPr>
@@ -863,7 +863,97 @@
           <w:sz w:val="18"/>
           <w:szCs w:val="18"/>
         </w:rPr>
-        <w:t xml:space="preserve">   Wer? Was? Wann? Für wen? Worüber?</w:t>
+        <w:t xml:space="preserve">   Welche Frage bestimmt die Untersuchung? (heute vorgegeben)</w:t>
+      </w:r>
+    </w:p>
+    <w:tbl>
+      <w:tblPr>
+        <w:tblW w:type="dxa" w:w="9922"/>
+        <w:tblBorders>
+          <w:top w:val="single" w:color="auto" w:sz="4"/>
+          <w:left w:val="single" w:color="auto" w:sz="4"/>
+          <w:bottom w:val="single" w:color="auto" w:sz="4"/>
+          <w:right w:val="single" w:color="auto" w:sz="4"/>
+          <w:insideH w:val="single" w:color="auto" w:sz="4"/>
+          <w:insideV w:val="single" w:color="auto" w:sz="4"/>
+        </w:tblBorders>
+      </w:tblPr>
+      <w:tblGrid>
+        <w:gridCol w:w="9922"/>
+      </w:tblGrid>
+      <w:tr>
+        <w:tc>
+          <w:tcPr>
+            <w:tcW w:type="dxa" w:w="9922"/>
+            <w:tcBorders>
+              <w:top w:val="none" w:color="FFFFFF" w:sz="0"/>
+              <w:left w:val="none" w:color="FFFFFF" w:sz="0"/>
+              <w:bottom w:val="none" w:color="FFFFFF" w:sz="0"/>
+              <w:right w:val="none" w:color="FFFFFF" w:sz="0"/>
+            </w:tcBorders>
+            <w:shd w:fill="F4ECDE" w:color="auto" w:val="clear"/>
+            <w:tcMar>
+              <w:top w:type="dxa" w:w="110"/>
+              <w:left w:type="dxa" w:w="170"/>
+              <w:bottom w:type="dxa" w:w="110"/>
+              <w:right w:type="dxa" w:w="170"/>
+            </w:tcMar>
+          </w:tcPr>
+          <w:p>
+            <w:pPr>
+              <w:spacing w:after="0" w:before="0"/>
+            </w:pPr>
+            <w:r>
+              <w:rPr>
+                <w:rFonts w:ascii="Calibri" w:cs="Calibri" w:eastAsia="Calibri" w:hAnsi="Calibri"/>
+                <w:b/>
+                <w:bCs/>
+                <w:color w:val="2B2318"/>
+                <w:sz w:val="20"/>
+                <w:szCs w:val="20"/>
+              </w:rPr>
+              <w:t xml:space="preserve">Wie veränderte Kleisthenes laut Aristoteles die Ordnung Athens – und mit welchem Ziel?</w:t>
+            </w:r>
+          </w:p>
+        </w:tc>
+      </w:tr>
+    </w:tbl>
+    <w:p>
+      <w:pPr>
+        <w:keepNext/>
+        <w:spacing w:after="70" w:before="160"/>
+      </w:pPr>
+      <w:r>
+        <w:rPr>
+          <w:rFonts w:ascii="Cambria" w:cs="Cambria" w:eastAsia="Cambria" w:hAnsi="Cambria"/>
+          <w:b/>
+          <w:bCs/>
+          <w:color w:val="AD4426"/>
+          <w:sz w:val="25"/>
+          <w:szCs w:val="25"/>
+        </w:rPr>
+        <w:t xml:space="preserve">2a  </w:t>
+      </w:r>
+      <w:r>
+        <w:rPr>
+          <w:rFonts w:ascii="Cambria" w:cs="Cambria" w:eastAsia="Cambria" w:hAnsi="Cambria"/>
+          <w:b/>
+          <w:bCs/>
+          <w:color w:val="2B2318"/>
+          <w:sz w:val="24"/>
+          <w:szCs w:val="24"/>
+        </w:rPr>
+        <w:t xml:space="preserve">Analyse: formale Aspekte</w:t>
+      </w:r>
+      <w:r>
+        <w:rPr>
+          <w:i/>
+          <w:iCs/>
+          <w:color w:val="5A5044"/>
+          <w:sz w:val="18"/>
+          <w:szCs w:val="18"/>
+        </w:rPr>
+        <w:t xml:space="preserve">   Wer? Wann und wo? Welche Textart? Worüber? Für wen?</w:t>
       </w:r>
     </w:p>
     <w:tbl>
@@ -885,7 +975,7 @@
       <w:tr>
         <w:trPr>
           <w:cantSplit/>
-          <w:trHeight w:val="380" w:hRule="atLeast"/>
+          <w:trHeight w:val="360" w:hRule="atLeast"/>
         </w:trPr>
         <w:tc>
           <w:tcPr>
@@ -947,7 +1037,7 @@
       <w:tr>
         <w:trPr>
           <w:cantSplit/>
-          <w:trHeight w:val="380" w:hRule="atLeast"/>
+          <w:trHeight w:val="360" w:hRule="atLeast"/>
         </w:trPr>
         <w:tc>
           <w:tcPr>
@@ -979,7 +1069,7 @@
                 <w:sz w:val="19"/>
                 <w:szCs w:val="19"/>
               </w:rPr>
-              <w:t xml:space="preserve">Quellenart</w:t>
+              <w:t xml:space="preserve">Zeit und Ort</w:t>
             </w:r>
           </w:p>
         </w:tc>
@@ -1009,7 +1099,7 @@
       <w:tr>
         <w:trPr>
           <w:cantSplit/>
-          <w:trHeight w:val="380" w:hRule="atLeast"/>
+          <w:trHeight w:val="360" w:hRule="atLeast"/>
         </w:trPr>
         <w:tc>
           <w:tcPr>
@@ -1041,7 +1131,7 @@
                 <w:sz w:val="19"/>
                 <w:szCs w:val="19"/>
               </w:rPr>
-              <w:t xml:space="preserve">Entstehungszeit</w:t>
+              <w:t xml:space="preserve">Textart</w:t>
             </w:r>
           </w:p>
         </w:tc>
@@ -1071,7 +1161,7 @@
       <w:tr>
         <w:trPr>
           <w:cantSplit/>
-          <w:trHeight w:val="380" w:hRule="atLeast"/>
+          <w:trHeight w:val="360" w:hRule="atLeast"/>
         </w:trPr>
         <w:tc>
           <w:tcPr>
@@ -1103,7 +1193,7 @@
                 <w:sz w:val="19"/>
                 <w:szCs w:val="19"/>
               </w:rPr>
-              <w:t xml:space="preserve">Adressat</w:t>
+              <w:t xml:space="preserve">Thema</w:t>
             </w:r>
           </w:p>
         </w:tc>
@@ -1133,7 +1223,7 @@
       <w:tr>
         <w:trPr>
           <w:cantSplit/>
-          <w:trHeight w:val="380" w:hRule="atLeast"/>
+          <w:trHeight w:val="360" w:hRule="atLeast"/>
         </w:trPr>
         <w:tc>
           <w:tcPr>
@@ -1165,7 +1255,7 @@
                 <w:sz w:val="19"/>
                 <w:szCs w:val="19"/>
               </w:rPr>
-              <w:t xml:space="preserve">Thema</w:t>
+              <w:t xml:space="preserve">Adressat</w:t>
             </w:r>
           </w:p>
         </w:tc>
@@ -1215,7 +1305,7 @@
           <w:sz w:val="18"/>
           <w:szCs w:val="18"/>
         </w:rPr>
-        <w:t xml:space="preserve"> Bei der Quelle handelt es sich um … von …, die/das … entstand. Sie richtet sich an … und behandelt …</w:t>
+        <w:t xml:space="preserve"> Bei der Quelle handelt es sich um … von …, die/das … in … entstand. Sie richtet sich an … und behandelt …</w:t>
       </w:r>
     </w:p>
     <w:tbl>
@@ -1235,7 +1325,7 @@
       </w:tblGrid>
       <w:tr>
         <w:trPr>
-          <w:trHeight w:val="380" w:hRule="exact"/>
+          <w:trHeight w:val="360" w:hRule="exact"/>
         </w:trPr>
         <w:tc>
           <w:tcPr>
@@ -1252,7 +1342,7 @@
       </w:tr>
       <w:tr>
         <w:trPr>
-          <w:trHeight w:val="380" w:hRule="exact"/>
+          <w:trHeight w:val="360" w:hRule="exact"/>
         </w:trPr>
         <w:tc>
           <w:tcPr>
@@ -1269,7 +1359,7 @@
       </w:tr>
       <w:tr>
         <w:trPr>
-          <w:trHeight w:val="380" w:hRule="exact"/>
+          <w:trHeight w:val="360" w:hRule="exact"/>
         </w:trPr>
         <w:tc>
           <w:tcPr>
@@ -1299,7 +1389,7 @@
           <w:sz w:val="25"/>
           <w:szCs w:val="25"/>
         </w:rPr>
-        <w:t xml:space="preserve">2  </w:t>
+        <w:t xml:space="preserve">2b  </w:t>
       </w:r>
       <w:r>
         <w:rPr>
@@ -1310,7 +1400,7 @@
           <w:sz w:val="24"/>
           <w:szCs w:val="24"/>
         </w:rPr>
-        <w:t xml:space="preserve">Inhalt wiedergeben</w:t>
+        <w:t xml:space="preserve">Analyse: inhaltliche Aspekte</w:t>
       </w:r>
       <w:r>
         <w:rPr>
@@ -1320,7 +1410,7 @@
           <w:sz w:val="18"/>
           <w:szCs w:val="18"/>
         </w:rPr>
-        <w:t xml:space="preserve">   in eigenen Worten · indirekte Rede · mit Zeilen · noch keine Meinung</w:t>
+        <w:t xml:space="preserve">   eigene Worte · indirekte Rede · mit Zeilen · noch keine Meinung</w:t>
       </w:r>
     </w:p>
     <w:tbl>
@@ -1407,7 +1497,7 @@
                 <w:sz w:val="19"/>
                 <w:szCs w:val="19"/>
               </w:rPr>
-              <w:t xml:space="preserve">Inhalt</w:t>
+              <w:t xml:space="preserve">Wesentliche Aussagen</w:t>
             </w:r>
           </w:p>
         </w:tc>
@@ -1415,7 +1505,7 @@
       <w:tr>
         <w:trPr>
           <w:cantSplit/>
-          <w:trHeight w:val="1350" w:hRule="atLeast"/>
+          <w:trHeight w:val="1150" w:hRule="atLeast"/>
         </w:trPr>
         <w:tc>
           <w:tcPr>
@@ -1488,7 +1578,7 @@
       <w:tr>
         <w:trPr>
           <w:cantSplit/>
-          <w:trHeight w:val="1350" w:hRule="atLeast"/>
+          <w:trHeight w:val="1150" w:hRule="atLeast"/>
         </w:trPr>
         <w:tc>
           <w:tcPr>
@@ -1589,7 +1679,7 @@
       <w:tr>
         <w:trPr>
           <w:cantSplit/>
-          <w:trHeight w:val="1350" w:hRule="atLeast"/>
+          <w:trHeight w:val="1150" w:hRule="atLeast"/>
         </w:trPr>
         <w:tc>
           <w:tcPr>
@@ -1690,7 +1780,7 @@
       <w:tr>
         <w:trPr>
           <w:cantSplit/>
-          <w:trHeight w:val="1350" w:hRule="atLeast"/>
+          <w:trHeight w:val="1150" w:hRule="atLeast"/>
         </w:trPr>
         <w:tc>
           <w:tcPr>
@@ -1791,6 +1881,56 @@
     </w:tbl>
     <w:p>
       <w:pPr>
+        <w:spacing w:after="60" w:before="100"/>
+      </w:pPr>
+      <w:r>
+        <w:rPr>
+          <w:rFonts w:ascii="Calibri" w:cs="Calibri" w:eastAsia="Calibri" w:hAnsi="Calibri"/>
+          <w:b/>
+          <w:bCs/>
+          <w:color w:val="2B2318"/>
+          <w:sz w:val="19"/>
+          <w:szCs w:val="19"/>
+        </w:rPr>
+        <w:t xml:space="preserve">Schlüsselbegriffe:</w:t>
+      </w:r>
+      <w:r>
+        <w:rPr>
+          <w:rFonts w:ascii="Calibri" w:cs="Calibri" w:eastAsia="Calibri" w:hAnsi="Calibri"/>
+          <w:color w:val="2B2318"/>
+          <w:sz w:val="19"/>
+          <w:szCs w:val="19"/>
+        </w:rPr>
+        <w:t xml:space="preserve"> ____________________________________________________________________________</w:t>
+      </w:r>
+    </w:p>
+    <w:p>
+      <w:pPr>
+        <w:spacing w:after="40" w:before="0"/>
+      </w:pPr>
+      <w:r>
+        <w:rPr>
+          <w:rFonts w:ascii="Calibri" w:cs="Calibri" w:eastAsia="Calibri" w:hAnsi="Calibri"/>
+          <w:b/>
+          <w:bCs/>
+          <w:color w:val="2B2318"/>
+          <w:sz w:val="19"/>
+          <w:szCs w:val="19"/>
+        </w:rPr>
+        <w:t xml:space="preserve">Textsprache</w:t>
+      </w:r>
+      <w:r>
+        <w:rPr>
+          <w:rFonts w:ascii="Calibri" w:cs="Calibri" w:eastAsia="Calibri" w:hAnsi="Calibri"/>
+          <w:color w:val="2B2318"/>
+          <w:sz w:val="19"/>
+          <w:szCs w:val="19"/>
+        </w:rPr>
+        <w:t xml:space="preserve"> (ankreuzen): ☐ sachlich   ☐ emotional   ☐ erklärend   ☐ wertend   ☐ auffordernd   – Beleg: Z. ____</w:t>
+      </w:r>
+    </w:p>
+    <w:p>
+      <w:pPr>
         <w:keepNext/>
         <w:spacing w:after="70" w:before="160"/>
       </w:pPr>
@@ -1814,7 +1954,7 @@
           <w:sz w:val="24"/>
           <w:szCs w:val="24"/>
         </w:rPr>
-        <w:t xml:space="preserve">Einordnen*</w:t>
+        <w:t xml:space="preserve">Historischer Kontext*</w:t>
       </w:r>
       <w:r>
         <w:rPr>
@@ -1824,7 +1964,7 @@
           <w:sz w:val="18"/>
           <w:szCs w:val="18"/>
         </w:rPr>
-        <w:t xml:space="preserve">   Was geschah vorher? Was wollte Kleisthenes laut Aristoteles erreichen (mit Zeile)?</w:t>
+        <w:t xml:space="preserve">   In welchen Zusammenhang gehört die Quelle? Was geschah vorher?</w:t>
       </w:r>
     </w:p>
     <w:tbl>
@@ -1844,7 +1984,7 @@
       </w:tblGrid>
       <w:tr>
         <w:trPr>
-          <w:trHeight w:val="380" w:hRule="exact"/>
+          <w:trHeight w:val="360" w:hRule="exact"/>
         </w:trPr>
         <w:tc>
           <w:tcPr>
@@ -1861,24 +2001,7 @@
       </w:tr>
       <w:tr>
         <w:trPr>
-          <w:trHeight w:val="380" w:hRule="exact"/>
-        </w:trPr>
-        <w:tc>
-          <w:tcPr>
-            <w:tcW w:type="dxa" w:w="9922"/>
-            <w:tcBorders>
-              <w:top w:val="none" w:color="FFFFFF" w:sz="0"/>
-              <w:left w:val="none" w:color="FFFFFF" w:sz="0"/>
-              <w:bottom w:val="single" w:color="BFB5A5" w:sz="4"/>
-              <w:right w:val="none" w:color="FFFFFF" w:sz="0"/>
-            </w:tcBorders>
-          </w:tcPr>
-          <w:p/>
-        </w:tc>
-      </w:tr>
-      <w:tr>
-        <w:trPr>
-          <w:trHeight w:val="380" w:hRule="exact"/>
+          <w:trHeight w:val="360" w:hRule="exact"/>
         </w:trPr>
         <w:tc>
           <w:tcPr>
@@ -1929,7 +2052,7 @@
           <w:sz w:val="18"/>
           <w:szCs w:val="18"/>
         </w:rPr>
-        <w:t xml:space="preserve">   Wie glaubwürdig ist die Quelle? Beachte: Wann schrieb Aristoteles, woher wusste er es?</w:t>
+        <w:t xml:space="preserve">   Sachurteil: Absicht? Glaubwürdig? (Wann schrieb er, woher wusste er es?) · Werturteil: aus heutiger Sicht</w:t>
       </w:r>
     </w:p>
     <w:tbl>
@@ -1949,7 +2072,7 @@
       </w:tblGrid>
       <w:tr>
         <w:trPr>
-          <w:trHeight w:val="380" w:hRule="exact"/>
+          <w:trHeight w:val="360" w:hRule="exact"/>
         </w:trPr>
         <w:tc>
           <w:tcPr>
@@ -1966,7 +2089,7 @@
       </w:tr>
       <w:tr>
         <w:trPr>
-          <w:trHeight w:val="380" w:hRule="exact"/>
+          <w:trHeight w:val="360" w:hRule="exact"/>
         </w:trPr>
         <w:tc>
           <w:tcPr>
@@ -1983,7 +2106,7 @@
       </w:tr>
       <w:tr>
         <w:trPr>
-          <w:trHeight w:val="380" w:hRule="exact"/>
+          <w:trHeight w:val="360" w:hRule="exact"/>
         </w:trPr>
         <w:tc>
           <w:tcPr>

--- a/Geschichte_11/Doppelstunde_Test_Quellenanalyse/Quelle_und_Schreibplan.docx
+++ b/Geschichte_11/Doppelstunde_Test_Quellenanalyse/Quelle_und_Schreibplan.docx
@@ -953,7 +953,7 @@
           <w:sz w:val="18"/>
           <w:szCs w:val="18"/>
         </w:rPr>
-        <w:t xml:space="preserve">   Wer? Wann und wo? Welche Textart? Worüber? Für wen?</w:t>
+        <w:t xml:space="preserve">   TATTE(A): Titel – Autor – Textsorte – Thema – Entstehung – Adressat</w:t>
       </w:r>
     </w:p>
     <w:tbl>
@@ -969,17 +969,17 @@
         </w:tblBorders>
       </w:tblPr>
       <w:tblGrid>
-        <w:gridCol w:w="2000"/>
-        <w:gridCol w:w="7922"/>
+        <w:gridCol w:w="2700"/>
+        <w:gridCol w:w="7222"/>
       </w:tblGrid>
       <w:tr>
         <w:trPr>
           <w:cantSplit/>
-          <w:trHeight w:val="360" w:hRule="atLeast"/>
+          <w:trHeight w:val="340" w:hRule="atLeast"/>
         </w:trPr>
         <w:tc>
           <w:tcPr>
-            <w:tcW w:type="dxa" w:w="2000"/>
+            <w:tcW w:type="dxa" w:w="2700"/>
             <w:tcBorders>
               <w:top w:val="single" w:color="BFB5A5" w:sz="4"/>
               <w:left w:val="single" w:color="BFB5A5" w:sz="4"/>
@@ -1007,13 +1007,13 @@
                 <w:sz w:val="19"/>
                 <w:szCs w:val="19"/>
               </w:rPr>
-              <w:t xml:space="preserve">Autor</w:t>
-            </w:r>
-          </w:p>
-        </w:tc>
-        <w:tc>
-          <w:tcPr>
-            <w:tcW w:type="dxa" w:w="7922"/>
+              <w:t xml:space="preserve">T  Titel</w:t>
+            </w:r>
+          </w:p>
+        </w:tc>
+        <w:tc>
+          <w:tcPr>
+            <w:tcW w:type="dxa" w:w="7222"/>
             <w:tcBorders>
               <w:top w:val="single" w:color="BFB5A5" w:sz="4"/>
               <w:left w:val="single" w:color="BFB5A5" w:sz="4"/>
@@ -1037,11 +1037,11 @@
       <w:tr>
         <w:trPr>
           <w:cantSplit/>
-          <w:trHeight w:val="360" w:hRule="atLeast"/>
+          <w:trHeight w:val="340" w:hRule="atLeast"/>
         </w:trPr>
         <w:tc>
           <w:tcPr>
-            <w:tcW w:type="dxa" w:w="2000"/>
+            <w:tcW w:type="dxa" w:w="2700"/>
             <w:tcBorders>
               <w:top w:val="single" w:color="BFB5A5" w:sz="4"/>
               <w:left w:val="single" w:color="BFB5A5" w:sz="4"/>
@@ -1069,13 +1069,13 @@
                 <w:sz w:val="19"/>
                 <w:szCs w:val="19"/>
               </w:rPr>
-              <w:t xml:space="preserve">Zeit und Ort</w:t>
-            </w:r>
-          </w:p>
-        </w:tc>
-        <w:tc>
-          <w:tcPr>
-            <w:tcW w:type="dxa" w:w="7922"/>
+              <w:t xml:space="preserve">A  Autor</w:t>
+            </w:r>
+          </w:p>
+        </w:tc>
+        <w:tc>
+          <w:tcPr>
+            <w:tcW w:type="dxa" w:w="7222"/>
             <w:tcBorders>
               <w:top w:val="single" w:color="BFB5A5" w:sz="4"/>
               <w:left w:val="single" w:color="BFB5A5" w:sz="4"/>
@@ -1099,11 +1099,11 @@
       <w:tr>
         <w:trPr>
           <w:cantSplit/>
-          <w:trHeight w:val="360" w:hRule="atLeast"/>
+          <w:trHeight w:val="340" w:hRule="atLeast"/>
         </w:trPr>
         <w:tc>
           <w:tcPr>
-            <w:tcW w:type="dxa" w:w="2000"/>
+            <w:tcW w:type="dxa" w:w="2700"/>
             <w:tcBorders>
               <w:top w:val="single" w:color="BFB5A5" w:sz="4"/>
               <w:left w:val="single" w:color="BFB5A5" w:sz="4"/>
@@ -1131,13 +1131,13 @@
                 <w:sz w:val="19"/>
                 <w:szCs w:val="19"/>
               </w:rPr>
-              <w:t xml:space="preserve">Textart</w:t>
-            </w:r>
-          </w:p>
-        </w:tc>
-        <w:tc>
-          <w:tcPr>
-            <w:tcW w:type="dxa" w:w="7922"/>
+              <w:t xml:space="preserve">T  Textsorte</w:t>
+            </w:r>
+          </w:p>
+        </w:tc>
+        <w:tc>
+          <w:tcPr>
+            <w:tcW w:type="dxa" w:w="7222"/>
             <w:tcBorders>
               <w:top w:val="single" w:color="BFB5A5" w:sz="4"/>
               <w:left w:val="single" w:color="BFB5A5" w:sz="4"/>
@@ -1161,11 +1161,11 @@
       <w:tr>
         <w:trPr>
           <w:cantSplit/>
-          <w:trHeight w:val="360" w:hRule="atLeast"/>
+          <w:trHeight w:val="340" w:hRule="atLeast"/>
         </w:trPr>
         <w:tc>
           <w:tcPr>
-            <w:tcW w:type="dxa" w:w="2000"/>
+            <w:tcW w:type="dxa" w:w="2700"/>
             <w:tcBorders>
               <w:top w:val="single" w:color="BFB5A5" w:sz="4"/>
               <w:left w:val="single" w:color="BFB5A5" w:sz="4"/>
@@ -1193,13 +1193,13 @@
                 <w:sz w:val="19"/>
                 <w:szCs w:val="19"/>
               </w:rPr>
-              <w:t xml:space="preserve">Thema</w:t>
-            </w:r>
-          </w:p>
-        </w:tc>
-        <w:tc>
-          <w:tcPr>
-            <w:tcW w:type="dxa" w:w="7922"/>
+              <w:t xml:space="preserve">T  Thema</w:t>
+            </w:r>
+          </w:p>
+        </w:tc>
+        <w:tc>
+          <w:tcPr>
+            <w:tcW w:type="dxa" w:w="7222"/>
             <w:tcBorders>
               <w:top w:val="single" w:color="BFB5A5" w:sz="4"/>
               <w:left w:val="single" w:color="BFB5A5" w:sz="4"/>
@@ -1223,11 +1223,11 @@
       <w:tr>
         <w:trPr>
           <w:cantSplit/>
-          <w:trHeight w:val="360" w:hRule="atLeast"/>
+          <w:trHeight w:val="340" w:hRule="atLeast"/>
         </w:trPr>
         <w:tc>
           <w:tcPr>
-            <w:tcW w:type="dxa" w:w="2000"/>
+            <w:tcW w:type="dxa" w:w="2700"/>
             <w:tcBorders>
               <w:top w:val="single" w:color="BFB5A5" w:sz="4"/>
               <w:left w:val="single" w:color="BFB5A5" w:sz="4"/>
@@ -1255,13 +1255,13 @@
                 <w:sz w:val="19"/>
                 <w:szCs w:val="19"/>
               </w:rPr>
-              <w:t xml:space="preserve">Adressat</w:t>
-            </w:r>
-          </w:p>
-        </w:tc>
-        <w:tc>
-          <w:tcPr>
-            <w:tcW w:type="dxa" w:w="7922"/>
+              <w:t xml:space="preserve">E  Entstehungszeit und -ort</w:t>
+            </w:r>
+          </w:p>
+        </w:tc>
+        <w:tc>
+          <w:tcPr>
+            <w:tcW w:type="dxa" w:w="7222"/>
             <w:tcBorders>
               <w:top w:val="single" w:color="BFB5A5" w:sz="4"/>
               <w:left w:val="single" w:color="BFB5A5" w:sz="4"/>
@@ -1282,6 +1282,68 @@
           </w:p>
         </w:tc>
       </w:tr>
+      <w:tr>
+        <w:trPr>
+          <w:cantSplit/>
+          <w:trHeight w:val="340" w:hRule="atLeast"/>
+        </w:trPr>
+        <w:tc>
+          <w:tcPr>
+            <w:tcW w:type="dxa" w:w="2700"/>
+            <w:tcBorders>
+              <w:top w:val="single" w:color="BFB5A5" w:sz="4"/>
+              <w:left w:val="single" w:color="BFB5A5" w:sz="4"/>
+              <w:bottom w:val="single" w:color="BFB5A5" w:sz="4"/>
+              <w:right w:val="single" w:color="BFB5A5" w:sz="4"/>
+            </w:tcBorders>
+            <w:shd w:fill="F4ECDE" w:color="auto" w:val="clear"/>
+            <w:tcMar>
+              <w:top w:type="dxa" w:w="50"/>
+              <w:left w:type="dxa" w:w="90"/>
+              <w:bottom w:type="dxa" w:w="50"/>
+              <w:right w:type="dxa" w:w="90"/>
+            </w:tcMar>
+          </w:tcPr>
+          <w:p>
+            <w:pPr>
+              <w:spacing w:after="20" w:before="0"/>
+            </w:pPr>
+            <w:r>
+              <w:rPr>
+                <w:rFonts w:ascii="Calibri" w:cs="Calibri" w:eastAsia="Calibri" w:hAnsi="Calibri"/>
+                <w:b/>
+                <w:bCs/>
+                <w:color w:val="2B2318"/>
+                <w:sz w:val="19"/>
+                <w:szCs w:val="19"/>
+              </w:rPr>
+              <w:t xml:space="preserve">(A)  Adressat</w:t>
+            </w:r>
+          </w:p>
+        </w:tc>
+        <w:tc>
+          <w:tcPr>
+            <w:tcW w:type="dxa" w:w="7222"/>
+            <w:tcBorders>
+              <w:top w:val="single" w:color="BFB5A5" w:sz="4"/>
+              <w:left w:val="single" w:color="BFB5A5" w:sz="4"/>
+              <w:bottom w:val="single" w:color="BFB5A5" w:sz="4"/>
+              <w:right w:val="single" w:color="BFB5A5" w:sz="4"/>
+            </w:tcBorders>
+            <w:tcMar>
+              <w:top w:type="dxa" w:w="50"/>
+              <w:left w:type="dxa" w:w="90"/>
+              <w:bottom w:type="dxa" w:w="50"/>
+              <w:right w:type="dxa" w:w="90"/>
+            </w:tcMar>
+          </w:tcPr>
+          <w:p>
+            <w:pPr>
+              <w:spacing w:after="20" w:before="0"/>
+            </w:pPr>
+          </w:p>
+        </w:tc>
+      </w:tr>
     </w:tbl>
     <w:p>
       <w:pPr>
@@ -1305,7 +1367,7 @@
           <w:sz w:val="18"/>
           <w:szCs w:val="18"/>
         </w:rPr>
-        <w:t xml:space="preserve"> Bei der Quelle handelt es sich um … von …, die/das … in … entstand. Sie richtet sich an … und behandelt …</w:t>
+        <w:t xml:space="preserve"> Bei der Quelle handelt es sich um [Textsorte] „…“ [Titel] von … [Autor], die/das … in … [Entstehung] entstand. Sie richtet sich an … [Adressat] und behandelt … [Thema].</w:t>
       </w:r>
     </w:p>
     <w:tbl>
@@ -1323,23 +1385,6 @@
       <w:tblGrid>
         <w:gridCol w:w="9922"/>
       </w:tblGrid>
-      <w:tr>
-        <w:trPr>
-          <w:trHeight w:val="360" w:hRule="exact"/>
-        </w:trPr>
-        <w:tc>
-          <w:tcPr>
-            <w:tcW w:type="dxa" w:w="9922"/>
-            <w:tcBorders>
-              <w:top w:val="none" w:color="FFFFFF" w:sz="0"/>
-              <w:left w:val="none" w:color="FFFFFF" w:sz="0"/>
-              <w:bottom w:val="single" w:color="BFB5A5" w:sz="4"/>
-              <w:right w:val="none" w:color="FFFFFF" w:sz="0"/>
-            </w:tcBorders>
-          </w:tcPr>
-          <w:p/>
-        </w:tc>
-      </w:tr>
       <w:tr>
         <w:trPr>
           <w:trHeight w:val="360" w:hRule="exact"/>

--- a/Geschichte_11/Doppelstunde_Test_Quellenanalyse/Quelle_und_Schreibplan.docx
+++ b/Geschichte_11/Doppelstunde_Test_Quellenanalyse/Quelle_und_Schreibplan.docx
@@ -953,7 +953,7 @@
           <w:sz w:val="18"/>
           <w:szCs w:val="18"/>
         </w:rPr>
-        <w:t xml:space="preserve">   TATTE(A): Titel – Autor – Textsorte – Thema – Entstehung – Adressat</w:t>
+        <w:t xml:space="preserve">   TATTEA: Titel – Autor – Textsorte – Thema – Entstehung – Adressat</w:t>
       </w:r>
     </w:p>
     <w:tbl>
@@ -1317,7 +1317,7 @@
                 <w:sz w:val="19"/>
                 <w:szCs w:val="19"/>
               </w:rPr>
-              <w:t xml:space="preserve">(A)  Adressat</w:t>
+              <w:t xml:space="preserve">A  Adressat</w:t>
             </w:r>
           </w:p>
         </w:tc>
